--- a/SEVEN-G/docx/en/plantillas/P32_SEVEN-G_Mandato_de_implantacion.docx
+++ b/SEVEN-G/docx/en/plantillas/P32_SEVEN-G_Mandato_de_implantacion.docx
@@ -136,7 +136,7 @@
               <w:pStyle w:val="Celda"/>
             </w:pPr>
             <w:r>
-              <w:t xml:space="preserve">Fernando García · SEACHAD</w:t>
+              <w:t xml:space="preserve">Fernando García Varela</w:t>
             </w:r>
           </w:p>
         </w:tc>
@@ -200,7 +200,7 @@
         <w:t xml:space="preserve">Each organisation that uses SEVEN-G is solely responsible for identifying the regulation that applies to it, verifying that it is current and certifying its own regulatory compliance</w:t>
       </w:r>
       <w:r>
-        <w:t xml:space="preserve">, with the appropriate qualified advice. The author and SEACHAD accept no liability for any use made of this content or for any decisions taken on the basis of it. The data, figures, companies and cases in the examples are fictitious or illustrative.</w:t>
+        <w:t xml:space="preserve">, with the appropriate qualified advice. The author accepts no liability for any use made of this content or for any decisions taken on the basis of it. The data, figures, companies and cases in the examples are fictitious or illustrative.</w:t>
       </w:r>
     </w:p>
     <w:p>
@@ -7997,7 +7997,7 @@
       <w:pStyle w:val="Pie"/>
     </w:pPr>
     <w:r>
-      <w:t xml:space="preserve">SEVEN-G · Template P32 · SEVEN-G implementation mandate · CC BY 4.0 · Fernando García · SEACHAD · Generated from the Markdown source: do not edit the template, fill in a copy.</w:t>
+      <w:t xml:space="preserve">SEVEN-G · Template P32 · SEVEN-G implementation mandate · CC BY 4.0 · Fernando García Varela · Generated from the Markdown source: do not edit the template, fill in a copy.</w:t>
     </w:r>
     <w:r>
       <w:rPr>

--- a/SEVEN-G/docx/en/plantillas/P32_SEVEN-G_Mandato_de_implantacion.docx
+++ b/SEVEN-G/docx/en/plantillas/P32_SEVEN-G_Mandato_de_implantacion.docx
@@ -200,7 +200,7 @@
         <w:t xml:space="preserve">Each organisation that uses SEVEN-G is solely responsible for identifying the regulation that applies to it, verifying that it is current and certifying its own regulatory compliance</w:t>
       </w:r>
       <w:r>
-        <w:t xml:space="preserve">, with the appropriate qualified advice. The author accepts no liability for any use made of this content or for any decisions taken on the basis of it. The data, figures, companies and cases in the examples are fictitious or illustrative.</w:t>
+        <w:t xml:space="preserve">, with the appropriate qualified advice. This methodology is a generic, free aid shared with the community so that nobody has to start from scratch; each person or organisation can and should adapt it to its own use. It must not be inferred that its legally sensitive parts have been reviewed by legal counsel: those reviews, for each company or sector, are the ultimate responsibility of the company, consultant or organisation that uses it. Although every effort is made to keep it up to date, some regulation may have changed without being reflected here. To the fullest extent permitted by law, the author accepts no responsibility whatsoever for the effects of its application in any organisation or for its full applicability. The methodology does not grant certification of any kind. The author accepts no liability for any use made of this content or for any decisions taken on the basis of it. The data, figures, companies and cases in the examples are fictitious or illustrative.</w:t>
       </w:r>
     </w:p>
     <w:p>

--- a/SEVEN-G/docx/en/plantillas/P32_SEVEN-G_Mandato_de_implantacion.docx
+++ b/SEVEN-G/docx/en/plantillas/P32_SEVEN-G_Mandato_de_implantacion.docx
@@ -1830,7 +1830,7 @@
         <w:t xml:space="preserve">modularly</w:t>
       </w:r>
       <w:r>
-        <w:t xml:space="preserve"> by components (01 §1.2). Modular adoption is valid, but the company may only declare that it applies SEVEN-G once it meets the seven conditions in 01 §14.</w:t>
+        <w:t xml:space="preserve"> by components (01 §1.2). Modular adoption is valid, but the company may only declare that it applies SEVEN-G once it meets the fourteen core rules (01 §14.1).</w:t>
       </w:r>
     </w:p>
     <w:tbl>
@@ -5514,7 +5514,7 @@
               <w:pStyle w:val="Celda"/>
             </w:pPr>
             <w:r>
-              <w:t xml:space="preserve">Conditions in 01 §14 substantiated (out of 7)</w:t>
+              <w:t xml:space="preserve">Core rules (01 §14.1) substantiated (out of 14)</w:t>
             </w:r>
           </w:p>
         </w:tc>
